--- a/docs/STATE_OF_THE_PROGRAM.docx
+++ b/docs/STATE_OF_THE_PROGRAM.docx
@@ -15,7 +15,7 @@
         <w:rPr>
           <w:b w:val="0"/>
         </w:rPr>
-        <w:t>*The single-page truth, current as of 2026-06-18. For depth: `FINDINGS.md` (executive synthesis),</w:t>
+        <w:t>*The single-page truth, current as of 2026-06-20. For depth: `FINDINGS.md` (executive synthesis),</w:t>
       </w:r>
     </w:p>
     <w:p>
@@ -101,7 +101,7 @@
         <w:rPr>
           <w:b/>
         </w:rPr>
-        <w:t>55 distinct edge experiments</w:t>
+        <w:t>56 distinct edge experiments</w:t>
       </w:r>
       <w:r>
         <w:rPr>
@@ -914,6 +914,165 @@
               <w:rPr>
                 <w:b w:val="0"/>
               </w:rPr>
+              <w:t xml:space="preserve">The </w:t>
+            </w:r>
+            <w:r>
+              <w:rPr>
+                <w:b/>
+              </w:rPr>
+              <w:t>formulaic-alpha zoo</w:t>
+            </w:r>
+            <w:r>
+              <w:rPr>
+                <w:b w:val="0"/>
+              </w:rPr>
+              <w:t xml:space="preserve"> (Alpha101/158/GTJA191, 21 family reps)</w:t>
+            </w:r>
+          </w:p>
+        </w:tc>
+        <w:tc>
+          <w:tcPr>
+            <w:tcW w:type="dxa" w:w="2880"/>
+          </w:tcPr>
+          <w:p>
+            <w:r>
+              <w:rPr>
+                <w:b w:val="0"/>
+              </w:rPr>
+              <w:t>the famous "101/158/191 alphas"</w:t>
+            </w:r>
+          </w:p>
+        </w:tc>
+        <w:tc>
+          <w:tcPr>
+            <w:tcW w:type="dxa" w:w="2880"/>
+          </w:tcPr>
+          <w:p>
+            <w:r>
+              <w:rPr>
+                <w:b/>
+              </w:rPr>
+              <w:t>fresh-symbol holdout</w:t>
+            </w:r>
+            <w:r>
+              <w:rPr>
+                <w:b w:val="0"/>
+              </w:rPr>
+              <w:t xml:space="preserve"> (Case 56: best DSR 0.596, 0/21 Bonferroni; OOS winners *invert* out-of-universe)</w:t>
+            </w:r>
+          </w:p>
+        </w:tc>
+      </w:tr>
+      <w:tr>
+        <w:tc>
+          <w:tcPr>
+            <w:tcW w:type="dxa" w:w="2880"/>
+          </w:tcPr>
+          <w:p>
+            <w:r>
+              <w:rPr>
+                <w:b/>
+              </w:rPr>
+              <w:t>Pairs OU-refinement</w:t>
+            </w:r>
+            <w:r>
+              <w:rPr>
+                <w:b w:val="0"/>
+              </w:rPr>
+              <w:t xml:space="preserve"> (cost-cal entry-z + OU sizing)</w:t>
+            </w:r>
+          </w:p>
+        </w:tc>
+        <w:tc>
+          <w:tcPr>
+            <w:tcW w:type="dxa" w:w="2880"/>
+          </w:tcPr>
+          <w:p>
+            <w:r>
+              <w:rPr>
+                <w:b w:val="0"/>
+              </w:rPr>
+              <w:t>hardens the one edge</w:t>
+            </w:r>
+          </w:p>
+        </w:tc>
+        <w:tc>
+          <w:tcPr>
+            <w:tcW w:type="dxa" w:w="2880"/>
+          </w:tcPr>
+          <w:p>
+            <w:r>
+              <w:rPr>
+                <w:b/>
+              </w:rPr>
+              <w:t>inert</w:t>
+            </w:r>
+            <w:r>
+              <w:rPr>
+                <w:b w:val="0"/>
+              </w:rPr>
+              <w:t xml:space="preserve"> (Case 56: bit-identical at ≤20bps; `regime_monitor` variant *destroys* it 0.83→−0.32)</w:t>
+            </w:r>
+          </w:p>
+        </w:tc>
+      </w:tr>
+      <w:tr>
+        <w:tc>
+          <w:tcPr>
+            <w:tcW w:type="dxa" w:w="2880"/>
+          </w:tcPr>
+          <w:p>
+            <w:r>
+              <w:rPr>
+                <w:b/>
+              </w:rPr>
+              <w:t>Defensive low-beta / BAB</w:t>
+            </w:r>
+          </w:p>
+        </w:tc>
+        <w:tc>
+          <w:tcPr>
+            <w:tcW w:type="dxa" w:w="2880"/>
+          </w:tcPr>
+          <w:p>
+            <w:r>
+              <w:rPr>
+                <w:b w:val="0"/>
+              </w:rPr>
+              <w:t>low-risk premium</w:t>
+            </w:r>
+          </w:p>
+        </w:tc>
+        <w:tc>
+          <w:tcPr>
+            <w:tcW w:type="dxa" w:w="2880"/>
+          </w:tcPr>
+          <w:p>
+            <w:r>
+              <w:rPr>
+                <w:b/>
+              </w:rPr>
+              <w:t>beta</w:t>
+            </w:r>
+            <w:r>
+              <w:rPr>
+                <w:b w:val="0"/>
+              </w:rPr>
+              <w:t xml:space="preserve"> (Case 56: defensive −1.06; only long-high-β positive, β−0.65 = dampened market)</w:t>
+            </w:r>
+          </w:p>
+        </w:tc>
+      </w:tr>
+      <w:tr>
+        <w:tc>
+          <w:tcPr>
+            <w:tcW w:type="dxa" w:w="2880"/>
+          </w:tcPr>
+          <w:p>
+            <w:r>
+              <w:rPr>
+                <w:b w:val="0"/>
+              </w:rPr>
               <w:t>Market-making / HFT / crypto / news</w:t>
             </w:r>
           </w:p>
@@ -1341,19 +1500,7 @@
         <w:rPr>
           <w:b w:val="0"/>
         </w:rPr>
-        <w:t xml:space="preserve"> *if* short-vol is ever revived; </w:t>
-      </w:r>
-      <w:r>
-        <w:rPr>
-          <w:b/>
-        </w:rPr>
-        <w:t>defensive low-beta</w:t>
-      </w:r>
-      <w:r>
-        <w:rPr>
-          <w:b w:val="0"/>
-        </w:rPr>
-        <w:t xml:space="preserve"> (re-queued). The</w:t>
+        <w:t xml:space="preserve"> *if* short-vol is ever revived. *Closed this round (Case 56): the</w:t>
       </w:r>
     </w:p>
     <w:p>
@@ -1361,7 +1508,7 @@
         <w:rPr>
           <w:b w:val="0"/>
         </w:rPr>
-        <w:t>binding constraint is unchanged: **a leg positive over 2022→, uncorrelated with pairs, and robust across</w:t>
+        <w:t>formulaic-alpha zoo (debunked out-of-universe), the pairs OU-refinement (inert), and defensive low-beta</w:t>
       </w:r>
     </w:p>
     <w:p>
@@ -1369,7 +1516,23 @@
         <w:rPr>
           <w:b w:val="0"/>
         </w:rPr>
-        <w:t>years.** None found yet — and the platform's value is that it tells us so.</w:t>
+        <w:t>(beta, not alpha) — all rejected.* The binding constraint is unchanged: **a leg positive over 2022→,</w:t>
+      </w:r>
+    </w:p>
+    <w:p>
+      <w:r>
+        <w:rPr>
+          <w:b w:val="0"/>
+        </w:rPr>
+        <w:t>uncorrelated with pairs, and robust across years.** None found yet — and the platform's value is that it</w:t>
+      </w:r>
+    </w:p>
+    <w:p>
+      <w:r>
+        <w:rPr>
+          <w:b w:val="0"/>
+        </w:rPr>
+        <w:t>tells us so.</w:t>
       </w:r>
     </w:p>
     <w:sectPr>

--- a/docs/STATE_OF_THE_PROGRAM.docx
+++ b/docs/STATE_OF_THE_PROGRAM.docx
@@ -101,7 +101,7 @@
         <w:rPr>
           <w:b/>
         </w:rPr>
-        <w:t>56 distinct edge experiments</w:t>
+        <w:t>57 distinct edge experiments</w:t>
       </w:r>
       <w:r>
         <w:rPr>
@@ -1071,6 +1071,59 @@
           <w:p>
             <w:r>
               <w:rPr>
+                <w:b/>
+              </w:rPr>
+              <w:t>Mid-cap cointegrated-pairs</w:t>
+            </w:r>
+            <w:r>
+              <w:rPr>
+                <w:b w:val="0"/>
+              </w:rPr>
+              <w:t xml:space="preserve"> (the one mechanism, disjoint universe)</w:t>
+            </w:r>
+          </w:p>
+        </w:tc>
+        <w:tc>
+          <w:tcPr>
+            <w:tcW w:type="dxa" w:w="2880"/>
+          </w:tcPr>
+          <w:p>
+            <w:r>
+              <w:rPr>
+                <w:b w:val="0"/>
+              </w:rPr>
+              <w:t>a diversifying 2nd pairs sleeve</w:t>
+            </w:r>
+          </w:p>
+        </w:tc>
+        <w:tc>
+          <w:tcPr>
+            <w:tcW w:type="dxa" w:w="2880"/>
+          </w:tcPr>
+          <w:p>
+            <w:r>
+              <w:rPr>
+                <w:b/>
+              </w:rPr>
+              <w:t>too weak</w:t>
+            </w:r>
+            <w:r>
+              <w:rPr>
+                <w:b w:val="0"/>
+              </w:rPr>
+              <w:t xml:space="preserve"> (Case 57: *clears* survivorship + disjoint-holdout — first mid-cap family to — but DSR 0.06, cadence knife-edge, ρ≈0 yet combiner lift −0.04 = dilutes)</w:t>
+            </w:r>
+          </w:p>
+        </w:tc>
+      </w:tr>
+      <w:tr>
+        <w:tc>
+          <w:tcPr>
+            <w:tcW w:type="dxa" w:w="2880"/>
+          </w:tcPr>
+          <w:p>
+            <w:r>
+              <w:rPr>
                 <w:b w:val="0"/>
               </w:rPr>
               <w:t>Market-making / HFT / crypto / news</w:t>
@@ -1174,13 +1227,13 @@
         <w:rPr>
           <w:b/>
         </w:rPr>
-        <w:t>The leg gate is necessary but NOT sufficient.</w:t>
+        <w:t>The two upstream bars are COMPLEMENTARY — clear BOTH, neither alone suffices.</w:t>
       </w:r>
       <w:r>
         <w:rPr>
           <w:b w:val="0"/>
         </w:rPr>
-        <w:t xml:space="preserve"> Reversal and EAR-PEAD cleared every leg-gate check</w:t>
+        <w:t xml:space="preserve"> Reversal and EAR-PEAD</w:t>
       </w:r>
     </w:p>
     <w:p>
@@ -1188,7 +1241,7 @@
         <w:rPr>
           <w:b w:val="0"/>
         </w:rPr>
-        <w:t xml:space="preserve">   (positive, uncorrelated, lifts, robust LOO, partial-year-safe) *and* the 2024+ slice — and still died</w:t>
+        <w:t xml:space="preserve">   cleared every leg-gate check (positive, uncorrelated, lifts, robust LOO, partial-year-safe) *and* the 2024+</w:t>
       </w:r>
     </w:p>
     <w:p>
@@ -1196,19 +1249,83 @@
         <w:rPr>
           <w:b w:val="0"/>
         </w:rPr>
-        <w:t xml:space="preserve">   on the survivorship/fresh-symbol bar, which sits </w:t>
+        <w:t xml:space="preserve">   slice — and still died on the survivorship/fresh-symbol bar (it catches *fake-but-strong* edges). The</w:t>
+      </w:r>
+    </w:p>
+    <w:p>
+      <w:r>
+        <w:rPr>
+          <w:b w:val="0"/>
+        </w:rPr>
+        <w:t xml:space="preserve">   *converse* (Case 57): mid-cap pairs </w:t>
       </w:r>
       <w:r>
         <w:rPr>
           <w:b/>
         </w:rPr>
-        <w:t>upstream</w:t>
+        <w:t>cleared</w:t>
       </w:r>
       <w:r>
         <w:rPr>
           <w:b w:val="0"/>
         </w:rPr>
-        <w:t>.</w:t>
+        <w:t xml:space="preserve"> the survivorship + disjoint-half holdout — the first mid-cap</w:t>
+      </w:r>
+    </w:p>
+    <w:p>
+      <w:r>
+        <w:rPr>
+          <w:b w:val="0"/>
+        </w:rPr>
+        <w:t xml:space="preserve">   family to — yet the leg gate killed it on </w:t>
+      </w:r>
+      <w:r>
+        <w:rPr>
+          <w:b/>
+        </w:rPr>
+        <w:t>strength</w:t>
+      </w:r>
+      <w:r>
+        <w:rPr>
+          <w:b w:val="0"/>
+        </w:rPr>
+        <w:t xml:space="preserve"> (DSR 0.06, cadence knife-edge, combiner lift −0.04 =</w:t>
+      </w:r>
+    </w:p>
+    <w:p>
+      <w:r>
+        <w:rPr>
+          <w:b w:val="0"/>
+        </w:rPr>
+        <w:t xml:space="preserve">   dilutes). The survivorship bar catches fake-but-strong; the leg gate catches *real-but-too-weak*. *(And an</w:t>
+      </w:r>
+    </w:p>
+    <w:p>
+      <w:r>
+        <w:rPr>
+          <w:b w:val="0"/>
+        </w:rPr>
+        <w:t xml:space="preserve">   </w:t>
+      </w:r>
+      <w:r>
+        <w:rPr>
+          <w:b/>
+        </w:rPr>
+        <w:t>inverted survivorship delta</w:t>
+      </w:r>
+      <w:r>
+        <w:rPr>
+          <w:b w:val="0"/>
+        </w:rPr>
+        <w:t xml:space="preserve"> — PIT &gt; survivor — is a yellow flag, not a green one: it can mean a few</w:t>
+      </w:r>
+    </w:p>
+    <w:p>
+      <w:r>
+        <w:rPr>
+          <w:b w:val="0"/>
+        </w:rPr>
+        <w:t xml:space="preserve">   delisting events are propping up a losing book.)*</w:t>
       </w:r>
     </w:p>
     <w:p>
@@ -1486,10 +1603,16 @@
         <w:rPr>
           <w:b w:val="0"/>
         </w:rPr>
-        <w:t>*full-breadth* PEAD verdict (the 40-name result is suggestive, not definitive); a genuine</w:t>
+        <w:t>*full-breadth* PEAD verdict (the 40-name result is suggestive, not definitive — and blocked: no Finnhub key);</w:t>
       </w:r>
     </w:p>
     <w:p>
+      <w:r>
+        <w:rPr>
+          <w:b w:val="0"/>
+        </w:rPr>
+        <w:t xml:space="preserve">a genuine </w:t>
+      </w:r>
       <w:r>
         <w:rPr>
           <w:b/>
@@ -1500,7 +1623,7 @@
         <w:rPr>
           <w:b w:val="0"/>
         </w:rPr>
-        <w:t xml:space="preserve"> *if* short-vol is ever revived. *Closed this round (Case 56): the</w:t>
+        <w:t xml:space="preserve"> *if* short-vol is ever revived. *Closed recently: the formulaic-alpha</w:t>
       </w:r>
     </w:p>
     <w:p>
@@ -1508,7 +1631,21 @@
         <w:rPr>
           <w:b w:val="0"/>
         </w:rPr>
-        <w:t>formulaic-alpha zoo (debunked out-of-universe), the pairs OU-refinement (inert), and defensive low-beta</w:t>
+        <w:t>zoo (debunked out-of-universe), the pairs OU-refinement (inert), defensive low-beta (beta) — Case 56; and</w:t>
+      </w:r>
+    </w:p>
+    <w:p>
+      <w:r>
+        <w:rPr>
+          <w:b/>
+        </w:rPr>
+        <w:t>mid-cap cointegrated-pairs</w:t>
+      </w:r>
+      <w:r>
+        <w:rPr>
+          <w:b w:val="0"/>
+        </w:rPr>
+        <w:t xml:space="preserve"> — Case 57: the mechanism generalizes out-of-universe (a real finding) but is</w:t>
       </w:r>
     </w:p>
     <w:p>
@@ -1516,7 +1653,7 @@
         <w:rPr>
           <w:b w:val="0"/>
         </w:rPr>
-        <w:t>(beta, not alpha) — all rejected.* The binding constraint is unchanged: **a leg positive over 2022→,</w:t>
+        <w:t>too weak (DSR 0.06) to lift the combiner.* The binding constraint is unchanged: **a leg positive over 2022→,</w:t>
       </w:r>
     </w:p>
     <w:p>
